--- a/klagomål/A 48030-2023 FSC-klagomål.docx
+++ b/klagomål/A 48030-2023 FSC-klagomål.docx
@@ -1047,7 +1047,7 @@
     <w:r>
       <w:tab/>
       <w:tab/>
-      <w:t>2026-06-18</w:t>
+      <w:t>2026-06-19</w:t>
       <w:br/>
       <w:br/>
     </w:r>

--- a/klagomål/A 48030-2023 FSC-klagomål.docx
+++ b/klagomål/A 48030-2023 FSC-klagomål.docx
@@ -1047,7 +1047,7 @@
     <w:r>
       <w:tab/>
       <w:tab/>
-      <w:t>2026-06-19</w:t>
+      <w:t>2026-06-20</w:t>
       <w:br/>
       <w:br/>
     </w:r>

--- a/klagomål/A 48030-2023 FSC-klagomål.docx
+++ b/klagomål/A 48030-2023 FSC-klagomål.docx
@@ -168,38 +168,7 @@
     </w:p>
     <w:p>
       <w:r>
-        <w:t>Detta dokument behandlar höga naturvärden i avverkningsanmälan A 48030-2023 i Eksjö kommun som inkom 2023-10-05 och omfattar 1,3 ha.</w:t>
-      </w:r>
-    </w:p>
-    <w:p>
-      <w:r>
-        <w:t>Nedan presenteras fynd av naturvårdsarter och fridlysta arter som gjorts i det avverkningsanmälda området, samt relevanta utdrag ur standarderna för FSC, Chain of Custody, Controlled Wood och PEFC. I BILAGA 1 finns artfakta om fridlysta arter.</w:t>
-      </w:r>
-    </w:p>
-    <w:p>
-      <w:r>
-        <w:t>Vi förväntar oss att ni återkommer med ett skriftligt svar på vårt klagomål och även beskriver vilka korrigerande åtgärder ni satt in för att rätta till identifierade brister i er efterlevnad av den svenska FSC standarden.</w:t>
-      </w:r>
-    </w:p>
-    <w:p>
-      <w:pPr>
-        <w:pStyle w:val="Heading1"/>
-      </w:pPr>
-      <w:r>
-        <w:t>Naturvårdsarter</w:t>
-      </w:r>
-    </w:p>
-    <w:p>
-      <w:r>
-        <w:t>Inom 24 meter från avverkningsanmälan har följande 16 naturvårdsarter hittats: ask (EN), grönfink (VU, §4), stare (VU, §4), tornseglare (VU, §4), entita (NT, T, §4), ladusvala (NT, §4), nötkråka (NT, T, §4), sparvuggla (NT, §4), sädesärla (NT, §4), nattskärra (T, §4), spillkråka (T, §4), kråka (§4), svartvit flugsnappare (§4), trana (§4), törnskata (§4) och ärtsångare (§4). Av dessa är 9 rödlistade. För rödlistade arter har rödlistekategorin angivits inom parentes. Typiska arter inom Natura 2000 som är kopplade till skogsekosystem har markerats med (T). För fridlysta arter anges även paragrafen i Artskyddsförordningen som arten är fridlyst enligt.</w:t>
-      </w:r>
-    </w:p>
-    <w:p>
-      <w:r>
-        <w:t>De påträffade naturvårdsarterna är ett tydligt kvitto på att det rör sig om en skog med höga naturvärden.</w:t>
-      </w:r>
-      <w:r>
-        <w:t xml:space="preserve"> I Figur 1 visas fyndplatser för naturvårdsarter i området, som finns registrerade på Artportalen.</w:t>
+        <w:t>Detta klagomål behandlar höga naturvärden i avverkningsanmälan A 48030-2023 i Eksjö kommun som inkom 2023-10-05 och omfattar 1,3 ha.</w:t>
       </w:r>
     </w:p>
     <w:p>
@@ -247,34 +216,57 @@
         <w:spacing w:after="240"/>
       </w:pPr>
       <w:r>
-        <w:t>Figur 1. Fyndplatser för naturvårdsarter inom 24 meter från avverkningsanmälan (röd linje). Markörer utan svart kant är placerade på fyndplatsen. Markörer med svart kant är placerade vid sidan av fyndplatsen och har ett svart streck som visar fyndplatsens exakta position. Kartans mittpunktskoordinat är N 6390406, E 515284 i SWEREF 99 TM.</w:t>
+        <w:t>Figur 1. Fyndplatser för naturvårdsarter inom 24 meter från avverkningsanmälan. Markörer utan svart kant är placerade på fyndplatsen. Markörer med svart kant är placerade vid sidan av fyndplatsen har ett svart streck som visar fyndplatsens exakta position. Kartans mittpunktskoordinat är N 6390406, E 515284 i SWEREF 99 TM.</w:t>
+      </w:r>
+    </w:p>
+    <w:p>
+      <w:r>
+        <w:t>Inom 24 meter från avverkningsanmälan finns fynd av 16 naturvårdsarter, varav 9 är rödlistade, 15 är fridlysta och 4 är typiska (T): ask (EN), grönfink (VU, §4), stare (VU, §4), tornseglare (VU, §4), entita (NT, T, §4), ladusvala (NT, §4), nötkråka (NT, T, §4), sparvuggla (NT, §4), sädesärla (NT, §4), nattskärra (T, §4), spillkråka (T, §4), kråka (§4), svartvit flugsnappare (§4), trana (§4), törnskata (§4) och ärtsångare (§4). Se Figur 1.</w:t>
+      </w:r>
+    </w:p>
+    <w:p>
+      <w:r>
+        <w:t>Nedan presenteras relevanta utdrag ur standarderna för FSC, Chain of Custody, Controlled Wood och PEFC.</w:t>
+      </w:r>
+    </w:p>
+    <w:p>
+      <w:r>
+        <w:t>Vi förväntar oss att ni återkommer med ett skriftligt svar på vårt klagomål och även beskriver vilka korrigerande åtgärder ni satt in för att rätta till identifierade brister i er efterlevnad av den svenska FSC standarden.</w:t>
       </w:r>
     </w:p>
     <w:p>
       <w:pPr>
-        <w:pStyle w:val="Heading2"/>
+        <w:pStyle w:val="Heading1"/>
       </w:pPr>
       <w:r>
-        <w:t>Fridlysta arter</w:t>
+        <w:t>Naturvårdsarter och fridlysta arter</w:t>
       </w:r>
     </w:p>
     <w:p>
       <w:r>
-        <w:t>Följande fridlysta arter har sina livsmiljöer och växtplatser i den avverkningsanmälda skogen: grönfink (VU, §4), stare (VU, §4), tornseglare (VU, §4), entita (NT, T, §4), ladusvala (NT, §4), nötkråka (NT, T, §4), sparvuggla (NT, §4), sädesärla (NT, §4), nattskärra (T, §4), spillkråka (T, §4), kråka (§4), svartvit flugsnappare (§4), trana (§4), törnskata (§4) och ärtsångare (§4).</w:t>
+        <w:t>Nedan följer beskrivningar av de naturvårdsarter och fridlysta arter som har sina livsmiljöer och växtplatser i den avverkningsanmälda skogen. Se även ytterligare artfakta i BILAGA 1. De påträffade naturvårdsarterna är ett tydligt kvitto på att det rör sig om en skog med höga naturvärden.</w:t>
       </w:r>
     </w:p>
     <w:p>
-      <w:r>
-        <w:t xml:space="preserve">Observera att medlemsländerna är skyldiga att agera i enlighet med EU:s fågeldirektiv där det uttryckligen står att direktivet gäller för fåglar samt för deras ägg, bon och </w:t>
-      </w:r>
       <w:r>
         <w:rPr>
           <w:b/>
         </w:rPr>
-        <w:t xml:space="preserve">livsmiljöer </w:t>
-      </w:r>
-      <w:r>
-        <w:t>(artikel 1). Vidare att de åtgärder som vidtas inte får leda till en försämring av den nuvarande situationen beträffande bevarandet av de fågelarter som avses i artikel 1 (artikel 13). Fågeldirektivet är styrande för tillsynsansvariga myndigheters ärendehantering, ställningstaganden och beslutsfattande.</w:t>
+        <w:t>Ask (EN)</w:t>
+      </w:r>
+      <w:r>
+        <w:t xml:space="preserve"> växer naturligt på frisk till fuktig, näringsrik, mullrik mark, gärna med rörligt, ytnära grundvatten. Asken är mycket viktig för den biologiska mångfalden och den är värd för minst 213 arter i olika organismgrupper, av vilka åtminstone 42 är askspecialister, ytterligare 8 arter förekommer endast på ask och alm. Bland dessa kan nämnas asknätfjäril (EN, §4a), askvårtlav (EN) och askpraktbagge (NT). Det finns en ökad risk att dessa arter försvinner när populationen av ask minskar. Asken är kraftigt drabbad av askskottsjukan, men angripna askar bör inte avverkas eftersom det är så många andra arter knutna till ask, såväl till döda som till levande träd. Eftersom sjukdomen är vindspridd så finns den redan nästan överallt där det finns askar, och till skillnad från almsjukan så förhindrar eller försvårar man inte spridningen genom att ta bort träd. Asken är globalt rödlistad som nära hotad (NT) vilket medför ett internationellt ansvar för arten (SLU Artdatabanken, 2026; IUCN, 2017).</w:t>
+      </w:r>
+    </w:p>
+    <w:p>
+      <w:r>
+        <w:rPr>
+          <w:b/>
+        </w:rPr>
+        <w:t>Tornseglare (VU, §4)</w:t>
+      </w:r>
+      <w:r>
+        <w:t xml:space="preserve"> har minskat med 40 (30–50) % under de senaste 24 åren och minskningstakten överstiger gränsvärdet för sårbar (VU). Tornseglaren är en typisk hålhäckare som numera huvudsakligen är knuten till mänsklig bebyggelse. En mindre andel av beståndet häckar i mer ursprungliga miljöer, i första hand i gamla hackspetthål (främst spillkråkehål) och andra typer av håligheter i träd, men även i klippskrevor. I de inre delarna av de två nordligaste länen (Lappland) häckar den huvudsakligen i ren skogsmiljö, framförallt i gammal gles tallskog. För de tornseglare som häckar i träd i Norrlands inland har situationen sannolikt försämrats till följd av minskad mängd hålträd och av stora arealer tät produktionsskog. När arten förekommer i sluten skog handlar det ofta om skyddsvärda skogsmiljöer med äldre tallskog av naturskogskaraktär (SLU Artdatabanken, 2026; Skogsstyrelsen, 2016).</w:t>
       </w:r>
     </w:p>
     <w:p>
@@ -302,10 +294,15 @@
         <w:rPr>
           <w:b/>
         </w:rPr>
-        <w:t>Nattskärra (§4)</w:t>
-      </w:r>
-      <w:r>
-        <w:t xml:space="preserve"> hör i ett historiskt perspektiv hemma i utmarkernas glesa, betade skogar, på ljunghedar och brandfält, tallmoar och i anslutning till torra naturbetesmarker i gränsen mot skogen. Numera påträffas arten i första hand i glesa tallskogar på hällmarker, sandfält och kring högmossar. Uppträder ofta i anslutning till hyggen. Hemområdet för häckande nattskärror är enligt brittiska studier 50–200 hektar, men det förekommer att nattskärror flyger över 5 kilometer för att födosöka i särskilt insektsrika miljöer. Nattskärra är fridlyst enligt 4§ artskyddsförordningen, omfattas av bilaga 1 EU:s fågeldirektiv och är typisk art för </w:t>
+        <w:t>Nötkråka (NT, §4)</w:t>
+      </w:r>
+      <w:r>
+        <w:t xml:space="preserve"> är uppdelad på de två underarterna tjocknäbbad nötkråka (NT) som häckar i mossrik granskog med närbelägna hasselbestånd i södra och mellersta Sverige samt smalnäbbad nötkråka som är specialiserad på sibirisk cembratall i norra Sverige. Minskningstakten, som framför allt rör den tjocknäbbade nötkråkan (NT), har uppgått till 25 (10–40) % under de senaste 15 åren och bedöms vara nära gränsvärdet för sårbar (VU). Minskningen avser förekomstarea, kvalitén på artens habitat (minskad förekomst av hassel och försämrade häckningsmiljöer i barrskog) och antalet reproduktiva individer. Reviren har en storlek på 12–15 hektar och den häckar i mossrik äldre granskog med närbelägna hasselbestånd inom 5–6 km avstånd från häckningsområdet.</w:t>
+      </w:r>
+    </w:p>
+    <w:p>
+      <w:r>
+        <w:t xml:space="preserve">Avverkning, gallring och röjning av såväl granskog i häckningsreviret som hassel i födosöksområdena missgynnar nötkråkan kraftigt och det kan ta åtskilliga decennier innan skogen åter blir lämplig för häckning. För att säkerställa existensen för den tjocknäbbade nötkråkan bör de förekomster av hassel, som nu visat sig tillräckliga för nötkråkan, bevaras. Hasselbuskar bör inte huggas ned i hagmarker eller intill åkrar där nötkråkor födosöker, eftersom dessa fristående buskar ger betydligt mer nötter än hasselbuskar som står i skog. Likaså är bevarande av nuvarande karaktär hos sådan granskog, som nu genom angränsande hasselförekomst visat sig kunna hysa en nötkråkestam, nödvändig. Nötkråka är typisk art för </w:t>
       </w:r>
       <w:r>
         <w:rPr>
@@ -314,7 +311,7 @@
         <w:t>9010 Taiga</w:t>
       </w:r>
       <w:r>
-        <w:t xml:space="preserve"> (Skogsstyrelsen, 2016; SLU Artdatabanken, 2025).</w:t>
+        <w:t xml:space="preserve"> (SLU Artdatabanken, 2026; Skogsstyrelsen, 2016).</w:t>
       </w:r>
     </w:p>
     <w:p>
@@ -322,15 +319,21 @@
         <w:rPr>
           <w:b/>
         </w:rPr>
-        <w:t>Nötkråka (NT, §4)</w:t>
-      </w:r>
-      <w:r>
-        <w:t xml:space="preserve"> är uppdelad på de två underarterna tjocknäbbad nötkråka (NT) som häckar i mossrik granskog med närbelägna hasselbestånd i södra och mellersta Sverige samt smalnäbbad nötkråka som är specialiserad på sibirisk cembratall i norra Sverige. Minskningstakten, som framför allt rör den tjocknäbbade nötkråkan (NT), har uppgått till 25 (10–40) % under de senaste 15 åren och bedöms vara nära gränsvärdet för sårbar (VU). Minskningen avser förekomstarea, kvalitén på artens habitat (minskad förekomst av hassel och försämrade häckningsmiljöer i barrskog) och antalet reproduktiva individer. Reviren har en storlek på 12–15 hektar och den häckar i mossrik äldre granskog med närbelägna hasselbestånd inom 5–6 km avstånd från häckningsområdet.</w:t>
+        <w:t>Sparvuggla (NT, §4)</w:t>
+      </w:r>
+      <w:r>
+        <w:t xml:space="preserve"> är fridlyst enligt 4§ artskyddsförordningen och omfattas av bilaga 1 EU:s fågeldirektiv. Den har minskat med 15 (5–25) % under de senaste 15 åren och minskningstakten för den svenska populationen bedöms vara nära gränsvärdet för Sårbar (VU).  Sparvugglan häckar i naturskog samt i klassisk bondeskog och förekommer främst i större skogsområden som domineras av barrblandskog med stort inslag av asp, björk och andra lövträd. Den behöver relativt stora skogsområden och saknas helt i mindre skogar och isolerade dungar. Reviren är i storleksordningen upp till 200 hektar. Sparvugglan missgynnas av överföring av variationsrika bondeskogar till ensartade produktionsskogar. Särskilt avverkning av lövträdsrika kantzoner och igenplantering av gamla inägor (SLU Artdatabanken, 2026; Skogsstyrelsen, 2016).</w:t>
       </w:r>
     </w:p>
     <w:p>
       <w:r>
-        <w:t xml:space="preserve">Avverkning, gallring och röjning av såväl granskog i häckningsreviret som hassel i födosöksområdena missgynnar nötkråkan kraftigt och det kan ta åtskilliga decennier innan skogen åter blir lämplig för häckning. För att säkerställa existensen för den tjocknäbbade nötkråkan bör de förekomster av hassel, som nu visat sig tillräckliga för nötkråkan, bevaras. Hasselbuskar bör inte huggas ned i hagmarker eller intill åkrar där nötkråkor födosöker, eftersom dessa fristående buskar ger betydligt mer nötter än hasselbuskar som står i skog. Likaså är bevarande av nuvarande karaktär hos sådan granskog, som nu genom angränsande hasselförekomst visat sig kunna hysa en nötkråkestam, nödvändig. Nötkråka är typisk art för </w:t>
+        <w:rPr>
+          <w:b/>
+        </w:rPr>
+        <w:t>Nattskärra (§4)</w:t>
+      </w:r>
+      <w:r>
+        <w:t xml:space="preserve"> hör i ett historiskt perspektiv hemma i utmarkernas glesa, betade skogar, på ljunghedar och brandfält, tallmoar och i anslutning till torra naturbetesmarker i gränsen mot skogen. Numera påträffas arten i första hand i glesa tallskogar på hällmarker, sandfält och kring högmossar. Uppträder ofta i anslutning till hyggen. Hemområdet för häckande nattskärror är enligt brittiska studier 50–200 hektar, men det förekommer att nattskärror flyger över 5 kilometer för att födosöka i särskilt insektsrika miljöer. Nattskärra är fridlyst enligt 4§ artskyddsförordningen, omfattas av bilaga 1 EU:s fågeldirektiv och är typisk art för </w:t>
       </w:r>
       <w:r>
         <w:rPr>
@@ -339,18 +342,7 @@
         <w:t>9010 Taiga</w:t>
       </w:r>
       <w:r>
-        <w:t xml:space="preserve"> (SLU Artdatabanken, 2026; Skogsstyrelsen, 2016).</w:t>
-      </w:r>
-    </w:p>
-    <w:p>
-      <w:r>
-        <w:rPr>
-          <w:b/>
-        </w:rPr>
-        <w:t>Sparvuggla (NT, §4)</w:t>
-      </w:r>
-      <w:r>
-        <w:t xml:space="preserve"> är fridlyst enligt 4§ artskyddsförordningen och omfattas av bilaga 1 EU:s fågeldirektiv. Den har minskat med 15 (5–25) % under de senaste 15 åren och minskningstakten för den svenska populationen bedöms vara nära gränsvärdet för Sårbar (VU).  Sparvugglan häckar i naturskog samt i klassisk bondeskog och förekommer främst i större skogsområden som domineras av barrblandskog med stort inslag av asp, björk och andra lövträd. Den behöver relativt stora skogsområden och saknas helt i mindre skogar och isolerade dungar. Reviren är i storleksordningen upp till 200 hektar. Sparvugglan missgynnas av överföring av variationsrika bondeskogar till ensartade produktionsskogar. Särskilt avverkning av lövträdsrika kantzoner och igenplantering av gamla inägor (SLU Artdatabanken, 2026; Skogsstyrelsen, 2016).</w:t>
+        <w:t xml:space="preserve"> (Skogsstyrelsen, 2016; SLU Artdatabanken, 2025).</w:t>
       </w:r>
     </w:p>
     <w:p>
@@ -380,41 +372,6 @@
       </w:r>
       <w:r>
         <w:t>. Den behöver grova träd, främst tall, asp och bok som boträd. Skogsbruk med korta omloppstider och täta, homogena ungskogar utgör det största hotet. Spillkråka är en nyckelart i skogliga miljöer vars övergivna bohål utnyttjas av flera andra hålhäckande fågelarter och fladdermöss, däribland pärluggla (EN, §4), knipa (§4), salskrake (§4) och skogsduva (§4). Hökuggla (VU, §4) och slaguggla (§4) häckar ofta i högstubbar som brutits av i höjd med ett gammalt spillkråkebo (SLU Artdatabanken, 2026; Skogsstyrelsen, 2016).</w:t>
-      </w:r>
-    </w:p>
-    <w:p>
-      <w:r>
-        <w:rPr>
-          <w:b/>
-        </w:rPr>
-        <w:t>Tornseglare (VU, §4)</w:t>
-      </w:r>
-      <w:r>
-        <w:t xml:space="preserve"> har minskat med 40 (30–50) % under de senaste 24 åren och minskningstakten överstiger gränsvärdet för sårbar (VU). Tornseglaren är en typisk hålhäckare som numera huvudsakligen är knuten till mänsklig bebyggelse. En mindre andel av beståndet häckar i mer ursprungliga miljöer, i första hand i gamla hackspetthål (främst spillkråkehål) och andra typer av håligheter i träd, men även i klippskrevor. I de inre delarna av de två nordligaste länen (Lappland) häckar den huvudsakligen i ren skogsmiljö, framförallt i gammal gles tallskog. För de tornseglare som häckar i träd i Norrlands inland har situationen sannolikt försämrats till följd av minskad mängd hålträd och av stora arealer tät produktionsskog. När arten förekommer i sluten skog handlar det ofta om skyddsvärda skogsmiljöer med äldre tallskog av naturskogskaraktär (SLU Artdatabanken, 2026; Skogsstyrelsen, 2016).</w:t>
-      </w:r>
-    </w:p>
-    <w:p>
-      <w:r>
-        <w:t>I BILAGA 1 finns mer detaljerad information om ekologi samt krav på livsmiljö hos fridlysta arter.</w:t>
-      </w:r>
-    </w:p>
-    <w:p>
-      <w:pPr>
-        <w:pStyle w:val="Heading2"/>
-      </w:pPr>
-      <w:r>
-        <w:t>Övriga naturvårdsarter</w:t>
-      </w:r>
-    </w:p>
-    <w:p>
-      <w:r>
-        <w:rPr>
-          <w:b/>
-        </w:rPr>
-        <w:t>Ask (EN)</w:t>
-      </w:r>
-      <w:r>
-        <w:t xml:space="preserve"> växer naturligt på frisk till fuktig, näringsrik, mullrik mark, gärna med rörligt, ytnära grundvatten. Asken är mycket viktig för den biologiska mångfalden och den är värd för minst 213 arter i olika organismgrupper, av vilka åtminstone 42 är askspecialister, ytterligare 8 arter förekommer endast på ask och alm. Bland dessa kan nämnas asknätfjäril (EN, §4a), askvårtlav (EN) och askpraktbagge (NT). Det finns en ökad risk att dessa arter försvinner när populationen av ask minskar. Asken är kraftigt drabbad av askskottsjukan, men angripna askar bör inte avverkas eftersom det är så många andra arter knutna till ask, såväl till döda som till levande träd. Eftersom sjukdomen är vindspridd så finns den redan nästan överallt där det finns askar, och till skillnad från almsjukan så förhindrar eller försvårar man inte spridningen genom att ta bort träd. Asken är globalt rödlistad som nära hotad (NT) vilket medför ett internationellt ansvar för arten (SLU Artdatabanken, 2026; IUCN, 2017).</w:t>
       </w:r>
     </w:p>
     <w:p>
@@ -1047,7 +1004,7 @@
     <w:r>
       <w:tab/>
       <w:tab/>
-      <w:t>2026-06-20</w:t>
+      <w:t>2026-06-21</w:t>
       <w:br/>
       <w:br/>
     </w:r>

--- a/klagomål/A 48030-2023 FSC-klagomål.docx
+++ b/klagomål/A 48030-2023 FSC-klagomål.docx
@@ -1004,7 +1004,7 @@
     <w:r>
       <w:tab/>
       <w:tab/>
-      <w:t>2026-06-21</w:t>
+      <w:t>2026-06-22</w:t>
       <w:br/>
       <w:br/>
     </w:r>

--- a/klagomål/A 48030-2023 FSC-klagomål.docx
+++ b/klagomål/A 48030-2023 FSC-klagomål.docx
@@ -1004,7 +1004,7 @@
     <w:r>
       <w:tab/>
       <w:tab/>
-      <w:t>2026-06-22</w:t>
+      <w:t>2026-06-23</w:t>
       <w:br/>
       <w:br/>
     </w:r>

--- a/klagomål/A 48030-2023 FSC-klagomål.docx
+++ b/klagomål/A 48030-2023 FSC-klagomål.docx
@@ -1004,7 +1004,7 @@
     <w:r>
       <w:tab/>
       <w:tab/>
-      <w:t>2026-06-23</w:t>
+      <w:t>2026-06-24</w:t>
       <w:br/>
       <w:br/>
     </w:r>

--- a/klagomål/A 48030-2023 FSC-klagomål.docx
+++ b/klagomål/A 48030-2023 FSC-klagomål.docx
@@ -1004,7 +1004,7 @@
     <w:r>
       <w:tab/>
       <w:tab/>
-      <w:t>2026-06-24</w:t>
+      <w:t>2026-06-25</w:t>
       <w:br/>
       <w:br/>
     </w:r>

--- a/klagomål/A 48030-2023 FSC-klagomål.docx
+++ b/klagomål/A 48030-2023 FSC-klagomål.docx
@@ -1004,7 +1004,7 @@
     <w:r>
       <w:tab/>
       <w:tab/>
-      <w:t>2026-06-25</w:t>
+      <w:t>2026-06-26</w:t>
       <w:br/>
       <w:br/>
     </w:r>

--- a/klagomål/A 48030-2023 FSC-klagomål.docx
+++ b/klagomål/A 48030-2023 FSC-klagomål.docx
@@ -1004,7 +1004,7 @@
     <w:r>
       <w:tab/>
       <w:tab/>
-      <w:t>2026-06-26</w:t>
+      <w:t>2026-06-27</w:t>
       <w:br/>
       <w:br/>
     </w:r>

--- a/klagomål/A 48030-2023 FSC-klagomål.docx
+++ b/klagomål/A 48030-2023 FSC-klagomål.docx
@@ -1004,7 +1004,7 @@
     <w:r>
       <w:tab/>
       <w:tab/>
-      <w:t>2026-06-27</w:t>
+      <w:t>2026-06-28</w:t>
       <w:br/>
       <w:br/>
     </w:r>

--- a/klagomål/A 48030-2023 FSC-klagomål.docx
+++ b/klagomål/A 48030-2023 FSC-klagomål.docx
@@ -1004,7 +1004,7 @@
     <w:r>
       <w:tab/>
       <w:tab/>
-      <w:t>2026-06-28</w:t>
+      <w:t>2026-06-29</w:t>
       <w:br/>
       <w:br/>
     </w:r>

--- a/klagomål/A 48030-2023 FSC-klagomål.docx
+++ b/klagomål/A 48030-2023 FSC-klagomål.docx
@@ -1004,7 +1004,7 @@
     <w:r>
       <w:tab/>
       <w:tab/>
-      <w:t>2026-06-29</w:t>
+      <w:t>2026-06-30</w:t>
       <w:br/>
       <w:br/>
     </w:r>

--- a/klagomål/A 48030-2023 FSC-klagomål.docx
+++ b/klagomål/A 48030-2023 FSC-klagomål.docx
@@ -1004,7 +1004,7 @@
     <w:r>
       <w:tab/>
       <w:tab/>
-      <w:t>2026-06-30</w:t>
+      <w:t>2026-07-01</w:t>
       <w:br/>
       <w:br/>
     </w:r>

--- a/klagomål/A 48030-2023 FSC-klagomål.docx
+++ b/klagomål/A 48030-2023 FSC-klagomål.docx
@@ -1004,7 +1004,7 @@
     <w:r>
       <w:tab/>
       <w:tab/>
-      <w:t>2026-07-01</w:t>
+      <w:t>2026-07-02</w:t>
       <w:br/>
       <w:br/>
     </w:r>

--- a/klagomål/A 48030-2023 FSC-klagomål.docx
+++ b/klagomål/A 48030-2023 FSC-klagomål.docx
@@ -1004,7 +1004,7 @@
     <w:r>
       <w:tab/>
       <w:tab/>
-      <w:t>2026-07-13</w:t>
+      <w:t>2026-07-14</w:t>
       <w:br/>
       <w:br/>
     </w:r>

--- a/klagomål/A 48030-2023 FSC-klagomål.docx
+++ b/klagomål/A 48030-2023 FSC-klagomål.docx
@@ -1004,7 +1004,7 @@
     <w:r>
       <w:tab/>
       <w:tab/>
-      <w:t>2026-07-14</w:t>
+      <w:t>2026-07-15</w:t>
       <w:br/>
       <w:br/>
     </w:r>

--- a/klagomål/A 48030-2023 FSC-klagomål.docx
+++ b/klagomål/A 48030-2023 FSC-klagomål.docx
@@ -1004,7 +1004,7 @@
     <w:r>
       <w:tab/>
       <w:tab/>
-      <w:t>2026-07-15</w:t>
+      <w:t>2026-07-16</w:t>
       <w:br/>
       <w:br/>
     </w:r>

--- a/klagomål/A 48030-2023 FSC-klagomål.docx
+++ b/klagomål/A 48030-2023 FSC-klagomål.docx
@@ -1004,7 +1004,7 @@
     <w:r>
       <w:tab/>
       <w:tab/>
-      <w:t>2026-07-16</w:t>
+      <w:t>2026-07-17</w:t>
       <w:br/>
       <w:br/>
     </w:r>

--- a/klagomål/A 48030-2023 FSC-klagomål.docx
+++ b/klagomål/A 48030-2023 FSC-klagomål.docx
@@ -1004,7 +1004,7 @@
     <w:r>
       <w:tab/>
       <w:tab/>
-      <w:t>2026-07-17</w:t>
+      <w:t>2026-07-18</w:t>
       <w:br/>
       <w:br/>
     </w:r>

--- a/klagomål/A 48030-2023 FSC-klagomål.docx
+++ b/klagomål/A 48030-2023 FSC-klagomål.docx
@@ -1004,7 +1004,7 @@
     <w:r>
       <w:tab/>
       <w:tab/>
-      <w:t>2026-07-18</w:t>
+      <w:t>2026-07-19</w:t>
       <w:br/>
       <w:br/>
     </w:r>

--- a/klagomål/A 48030-2023 FSC-klagomål.docx
+++ b/klagomål/A 48030-2023 FSC-klagomål.docx
@@ -1004,7 +1004,7 @@
     <w:r>
       <w:tab/>
       <w:tab/>
-      <w:t>2026-07-19</w:t>
+      <w:t>2026-07-20</w:t>
       <w:br/>
       <w:br/>
     </w:r>

--- a/klagomål/A 48030-2023 FSC-klagomål.docx
+++ b/klagomål/A 48030-2023 FSC-klagomål.docx
@@ -1004,7 +1004,7 @@
     <w:r>
       <w:tab/>
       <w:tab/>
-      <w:t>2026-07-20</w:t>
+      <w:t>2026-07-21</w:t>
       <w:br/>
       <w:br/>
     </w:r>

--- a/klagomål/A 48030-2023 FSC-klagomål.docx
+++ b/klagomål/A 48030-2023 FSC-klagomål.docx
@@ -1004,7 +1004,7 @@
     <w:r>
       <w:tab/>
       <w:tab/>
-      <w:t>2026-07-21</w:t>
+      <w:t>2026-07-22</w:t>
       <w:br/>
       <w:br/>
     </w:r>

--- a/klagomål/A 48030-2023 FSC-klagomål.docx
+++ b/klagomål/A 48030-2023 FSC-klagomål.docx
@@ -1004,7 +1004,7 @@
     <w:r>
       <w:tab/>
       <w:tab/>
-      <w:t>2026-07-22</w:t>
+      <w:t>2026-07-23</w:t>
       <w:br/>
       <w:br/>
     </w:r>

--- a/klagomål/A 48030-2023 FSC-klagomål.docx
+++ b/klagomål/A 48030-2023 FSC-klagomål.docx
@@ -1004,7 +1004,7 @@
     <w:r>
       <w:tab/>
       <w:tab/>
-      <w:t>2026-07-23</w:t>
+      <w:t>2026-07-24</w:t>
       <w:br/>
       <w:br/>
     </w:r>

--- a/klagomål/A 48030-2023 FSC-klagomål.docx
+++ b/klagomål/A 48030-2023 FSC-klagomål.docx
@@ -1004,7 +1004,7 @@
     <w:r>
       <w:tab/>
       <w:tab/>
-      <w:t>2026-07-24</w:t>
+      <w:t>2026-07-25</w:t>
       <w:br/>
       <w:br/>
     </w:r>

--- a/klagomål/A 48030-2023 FSC-klagomål.docx
+++ b/klagomål/A 48030-2023 FSC-klagomål.docx
@@ -1004,7 +1004,7 @@
     <w:r>
       <w:tab/>
       <w:tab/>
-      <w:t>2026-07-25</w:t>
+      <w:t>2026-07-26</w:t>
       <w:br/>
       <w:br/>
     </w:r>

--- a/klagomål/A 48030-2023 FSC-klagomål.docx
+++ b/klagomål/A 48030-2023 FSC-klagomål.docx
@@ -1004,7 +1004,7 @@
     <w:r>
       <w:tab/>
       <w:tab/>
-      <w:t>2026-07-26</w:t>
+      <w:t>2026-07-27</w:t>
       <w:br/>
       <w:br/>
     </w:r>

--- a/klagomål/A 48030-2023 FSC-klagomål.docx
+++ b/klagomål/A 48030-2023 FSC-klagomål.docx
@@ -1004,7 +1004,7 @@
     <w:r>
       <w:tab/>
       <w:tab/>
-      <w:t>2026-07-27</w:t>
+      <w:t>2026-07-28</w:t>
       <w:br/>
       <w:br/>
     </w:r>

--- a/klagomål/A 48030-2023 FSC-klagomål.docx
+++ b/klagomål/A 48030-2023 FSC-klagomål.docx
@@ -1004,7 +1004,7 @@
     <w:r>
       <w:tab/>
       <w:tab/>
-      <w:t>2026-07-28</w:t>
+      <w:t>2026-07-29</w:t>
       <w:br/>
       <w:br/>
     </w:r>

--- a/klagomål/A 48030-2023 FSC-klagomål.docx
+++ b/klagomål/A 48030-2023 FSC-klagomål.docx
@@ -1004,7 +1004,7 @@
     <w:r>
       <w:tab/>
       <w:tab/>
-      <w:t>2026-07-29</w:t>
+      <w:t>2026-07-30</w:t>
       <w:br/>
       <w:br/>
     </w:r>

--- a/klagomål/A 48030-2023 FSC-klagomål.docx
+++ b/klagomål/A 48030-2023 FSC-klagomål.docx
@@ -1004,7 +1004,7 @@
     <w:r>
       <w:tab/>
       <w:tab/>
-      <w:t>2026-07-30</w:t>
+      <w:t>2026-07-31</w:t>
       <w:br/>
       <w:br/>
     </w:r>

--- a/klagomål/A 48030-2023 FSC-klagomål.docx
+++ b/klagomål/A 48030-2023 FSC-klagomål.docx
@@ -1004,7 +1004,7 @@
     <w:r>
       <w:tab/>
       <w:tab/>
-      <w:t>2026-07-31</w:t>
+      <w:t>2026-08-01</w:t>
       <w:br/>
       <w:br/>
     </w:r>

--- a/klagomål/A 48030-2023 FSC-klagomål.docx
+++ b/klagomål/A 48030-2023 FSC-klagomål.docx
@@ -1004,7 +1004,7 @@
     <w:r>
       <w:tab/>
       <w:tab/>
-      <w:t>2026-08-01</w:t>
+      <w:t>2026-08-02</w:t>
       <w:br/>
       <w:br/>
     </w:r>

--- a/klagomål/A 48030-2023 FSC-klagomål.docx
+++ b/klagomål/A 48030-2023 FSC-klagomål.docx
@@ -1004,7 +1004,7 @@
     <w:r>
       <w:tab/>
       <w:tab/>
-      <w:t>2026-08-02</w:t>
+      <w:t>2026-08-03</w:t>
       <w:br/>
       <w:br/>
     </w:r>

--- a/klagomål/A 48030-2023 FSC-klagomål.docx
+++ b/klagomål/A 48030-2023 FSC-klagomål.docx
@@ -1004,7 +1004,7 @@
     <w:r>
       <w:tab/>
       <w:tab/>
-      <w:t>2026-08-03</w:t>
+      <w:t>2026-08-04</w:t>
       <w:br/>
       <w:br/>
     </w:r>

--- a/klagomål/A 48030-2023 FSC-klagomål.docx
+++ b/klagomål/A 48030-2023 FSC-klagomål.docx
@@ -1004,7 +1004,7 @@
     <w:r>
       <w:tab/>
       <w:tab/>
-      <w:t>2026-08-04</w:t>
+      <w:t>2026-08-05</w:t>
       <w:br/>
       <w:br/>
     </w:r>

--- a/klagomål/A 48030-2023 FSC-klagomål.docx
+++ b/klagomål/A 48030-2023 FSC-klagomål.docx
@@ -1004,7 +1004,7 @@
     <w:r>
       <w:tab/>
       <w:tab/>
-      <w:t>2026-08-05</w:t>
+      <w:t>2026-08-07</w:t>
       <w:br/>
       <w:br/>
     </w:r>

--- a/klagomål/A 48030-2023 FSC-klagomål.docx
+++ b/klagomål/A 48030-2023 FSC-klagomål.docx
@@ -1004,7 +1004,7 @@
     <w:r>
       <w:tab/>
       <w:tab/>
-      <w:t>2026-08-07</w:t>
+      <w:t>2026-08-08</w:t>
       <w:br/>
       <w:br/>
     </w:r>

--- a/klagomål/A 48030-2023 FSC-klagomål.docx
+++ b/klagomål/A 48030-2023 FSC-klagomål.docx
@@ -216,7 +216,7 @@
         <w:spacing w:after="240"/>
       </w:pPr>
       <w:r>
-        <w:t>Figur 1. Fyndplatser för naturvårdsarter inom 24 meter från avverkningsanmälan. Markörer utan svart kant är placerade på fyndplatsen. Markörer med svart kant är placerade vid sidan av fyndplatsen har ett svart streck som visar fyndplatsens exakta position. Kartans mittpunktskoordinat är N 6390406, E 515284 i SWEREF 99 TM.</w:t>
+        <w:t>Figur 1. Fyndplatser för naturvårdsarter inom 24 meter från avverkningsanmälan. Markörer utan svart kant är placerade på fyndplatsen. Markörer med svart kant är placerade vid sidan av fyndplatsen och har ett svart streck som visar fyndplatsens exakta position. Kartans mittpunktskoordinat är N 6390406, E 515284 i SWEREF 99 TM.</w:t>
       </w:r>
     </w:p>
     <w:p>
@@ -1004,7 +1004,7 @@
     <w:r>
       <w:tab/>
       <w:tab/>
-      <w:t>2026-08-14</w:t>
+      <w:t>2026-08-15</w:t>
       <w:br/>
       <w:br/>
     </w:r>

--- a/klagomål/A 48030-2023 FSC-klagomål.docx
+++ b/klagomål/A 48030-2023 FSC-klagomål.docx
@@ -1004,7 +1004,7 @@
     <w:r>
       <w:tab/>
       <w:tab/>
-      <w:t>2026-08-15</w:t>
+      <w:t>2026-08-16</w:t>
       <w:br/>
       <w:br/>
     </w:r>

--- a/klagomål/A 48030-2023 FSC-klagomål.docx
+++ b/klagomål/A 48030-2023 FSC-klagomål.docx
@@ -1004,7 +1004,7 @@
     <w:r>
       <w:tab/>
       <w:tab/>
-      <w:t>2026-08-16</w:t>
+      <w:t>2026-08-17</w:t>
       <w:br/>
       <w:br/>
     </w:r>

--- a/klagomål/A 48030-2023 FSC-klagomål.docx
+++ b/klagomål/A 48030-2023 FSC-klagomål.docx
@@ -1004,7 +1004,7 @@
     <w:r>
       <w:tab/>
       <w:tab/>
-      <w:t>2026-08-17</w:t>
+      <w:t>2026-08-18</w:t>
       <w:br/>
       <w:br/>
     </w:r>

--- a/klagomål/A 48030-2023 FSC-klagomål.docx
+++ b/klagomål/A 48030-2023 FSC-klagomål.docx
@@ -1004,7 +1004,7 @@
     <w:r>
       <w:tab/>
       <w:tab/>
-      <w:t>2026-08-18</w:t>
+      <w:t>2026-08-19</w:t>
       <w:br/>
       <w:br/>
     </w:r>

--- a/klagomål/A 48030-2023 FSC-klagomål.docx
+++ b/klagomål/A 48030-2023 FSC-klagomål.docx
@@ -1004,7 +1004,7 @@
     <w:r>
       <w:tab/>
       <w:tab/>
-      <w:t>2026-08-19</w:t>
+      <w:t>2026-08-20</w:t>
       <w:br/>
       <w:br/>
     </w:r>

--- a/klagomål/A 48030-2023 FSC-klagomål.docx
+++ b/klagomål/A 48030-2023 FSC-klagomål.docx
@@ -1004,7 +1004,7 @@
     <w:r>
       <w:tab/>
       <w:tab/>
-      <w:t>2026-08-20</w:t>
+      <w:t>2026-08-21</w:t>
       <w:br/>
       <w:br/>
     </w:r>

--- a/klagomål/A 48030-2023 FSC-klagomål.docx
+++ b/klagomål/A 48030-2023 FSC-klagomål.docx
@@ -1004,7 +1004,7 @@
     <w:r>
       <w:tab/>
       <w:tab/>
-      <w:t>2026-08-21</w:t>
+      <w:t>2026-08-22</w:t>
       <w:br/>
       <w:br/>
     </w:r>

--- a/klagomål/A 48030-2023 FSC-klagomål.docx
+++ b/klagomål/A 48030-2023 FSC-klagomål.docx
@@ -1004,7 +1004,7 @@
     <w:r>
       <w:tab/>
       <w:tab/>
-      <w:t>2026-08-22</w:t>
+      <w:t>2026-08-23</w:t>
       <w:br/>
       <w:br/>
     </w:r>

--- a/klagomål/A 48030-2023 FSC-klagomål.docx
+++ b/klagomål/A 48030-2023 FSC-klagomål.docx
@@ -1004,7 +1004,7 @@
     <w:r>
       <w:tab/>
       <w:tab/>
-      <w:t>2026-08-23</w:t>
+      <w:t>2026-08-24</w:t>
       <w:br/>
       <w:br/>
     </w:r>

--- a/klagomål/A 48030-2023 FSC-klagomål.docx
+++ b/klagomål/A 48030-2023 FSC-klagomål.docx
@@ -1004,7 +1004,7 @@
     <w:r>
       <w:tab/>
       <w:tab/>
-      <w:t>2026-08-24</w:t>
+      <w:t>2026-08-25</w:t>
       <w:br/>
       <w:br/>
     </w:r>

--- a/klagomål/A 48030-2023 FSC-klagomål.docx
+++ b/klagomål/A 48030-2023 FSC-klagomål.docx
@@ -1004,7 +1004,7 @@
     <w:r>
       <w:tab/>
       <w:tab/>
-      <w:t>2026-08-25</w:t>
+      <w:t>2026-08-26</w:t>
       <w:br/>
       <w:br/>
     </w:r>

--- a/klagomål/A 48030-2023 FSC-klagomål.docx
+++ b/klagomål/A 48030-2023 FSC-klagomål.docx
@@ -1004,7 +1004,7 @@
     <w:r>
       <w:tab/>
       <w:tab/>
-      <w:t>2026-08-26</w:t>
+      <w:t>2026-08-27</w:t>
       <w:br/>
       <w:br/>
     </w:r>

--- a/klagomål/A 48030-2023 FSC-klagomål.docx
+++ b/klagomål/A 48030-2023 FSC-klagomål.docx
@@ -1004,7 +1004,7 @@
     <w:r>
       <w:tab/>
       <w:tab/>
-      <w:t>2026-08-27</w:t>
+      <w:t>2026-08-28</w:t>
       <w:br/>
       <w:br/>
     </w:r>

--- a/klagomål/A 48030-2023 FSC-klagomål.docx
+++ b/klagomål/A 48030-2023 FSC-klagomål.docx
@@ -1004,7 +1004,7 @@
     <w:r>
       <w:tab/>
       <w:tab/>
-      <w:t>2026-08-28</w:t>
+      <w:t>2026-08-29</w:t>
       <w:br/>
       <w:br/>
     </w:r>

--- a/klagomål/A 48030-2023 FSC-klagomål.docx
+++ b/klagomål/A 48030-2023 FSC-klagomål.docx
@@ -1004,7 +1004,7 @@
     <w:r>
       <w:tab/>
       <w:tab/>
-      <w:t>2026-08-29</w:t>
+      <w:t>2026-08-31</w:t>
       <w:br/>
       <w:br/>
     </w:r>

--- a/klagomål/A 48030-2023 FSC-klagomål.docx
+++ b/klagomål/A 48030-2023 FSC-klagomål.docx
@@ -1004,7 +1004,7 @@
     <w:r>
       <w:tab/>
       <w:tab/>
-      <w:t>2026-08-31</w:t>
+      <w:t>2026-09-01</w:t>
       <w:br/>
       <w:br/>
     </w:r>

--- a/klagomål/A 48030-2023 FSC-klagomål.docx
+++ b/klagomål/A 48030-2023 FSC-klagomål.docx
@@ -1004,7 +1004,7 @@
     <w:r>
       <w:tab/>
       <w:tab/>
-      <w:t>2026-09-01</w:t>
+      <w:t>2026-09-02</w:t>
       <w:br/>
       <w:br/>
     </w:r>

--- a/klagomål/A 48030-2023 FSC-klagomål.docx
+++ b/klagomål/A 48030-2023 FSC-klagomål.docx
@@ -1004,7 +1004,7 @@
     <w:r>
       <w:tab/>
       <w:tab/>
-      <w:t>2026-09-02</w:t>
+      <w:t>2026-09-03</w:t>
       <w:br/>
       <w:br/>
     </w:r>

--- a/klagomål/A 48030-2023 FSC-klagomål.docx
+++ b/klagomål/A 48030-2023 FSC-klagomål.docx
@@ -1004,7 +1004,7 @@
     <w:r>
       <w:tab/>
       <w:tab/>
-      <w:t>2026-09-03</w:t>
+      <w:t>2026-09-04</w:t>
       <w:br/>
       <w:br/>
     </w:r>

--- a/klagomål/A 48030-2023 FSC-klagomål.docx
+++ b/klagomål/A 48030-2023 FSC-klagomål.docx
@@ -1004,7 +1004,7 @@
     <w:r>
       <w:tab/>
       <w:tab/>
-      <w:t>2026-09-04</w:t>
+      <w:t>2026-09-05</w:t>
       <w:br/>
       <w:br/>
     </w:r>

--- a/klagomål/A 48030-2023 FSC-klagomål.docx
+++ b/klagomål/A 48030-2023 FSC-klagomål.docx
@@ -1004,7 +1004,7 @@
     <w:r>
       <w:tab/>
       <w:tab/>
-      <w:t>2026-09-05</w:t>
+      <w:t>2026-09-06</w:t>
       <w:br/>
       <w:br/>
     </w:r>

--- a/klagomål/A 48030-2023 FSC-klagomål.docx
+++ b/klagomål/A 48030-2023 FSC-klagomål.docx
@@ -1004,7 +1004,7 @@
     <w:r>
       <w:tab/>
       <w:tab/>
-      <w:t>2026-09-06</w:t>
+      <w:t>2026-09-07</w:t>
       <w:br/>
       <w:br/>
     </w:r>

--- a/klagomål/A 48030-2023 FSC-klagomål.docx
+++ b/klagomål/A 48030-2023 FSC-klagomål.docx
@@ -1004,7 +1004,7 @@
     <w:r>
       <w:tab/>
       <w:tab/>
-      <w:t>2026-09-07</w:t>
+      <w:t>2026-09-08</w:t>
       <w:br/>
       <w:br/>
     </w:r>

--- a/klagomål/A 48030-2023 FSC-klagomål.docx
+++ b/klagomål/A 48030-2023 FSC-klagomål.docx
@@ -1004,7 +1004,7 @@
     <w:r>
       <w:tab/>
       <w:tab/>
-      <w:t>2026-09-08</w:t>
+      <w:t>2026-09-09</w:t>
       <w:br/>
       <w:br/>
     </w:r>

--- a/klagomål/A 48030-2023 FSC-klagomål.docx
+++ b/klagomål/A 48030-2023 FSC-klagomål.docx
@@ -1004,7 +1004,7 @@
     <w:r>
       <w:tab/>
       <w:tab/>
-      <w:t>2026-09-09</w:t>
+      <w:t>2026-09-10</w:t>
       <w:br/>
       <w:br/>
     </w:r>

--- a/klagomål/A 48030-2023 FSC-klagomål.docx
+++ b/klagomål/A 48030-2023 FSC-klagomål.docx
@@ -1004,7 +1004,7 @@
     <w:r>
       <w:tab/>
       <w:tab/>
-      <w:t>2026-09-10</w:t>
+      <w:t>2026-09-11</w:t>
       <w:br/>
       <w:br/>
     </w:r>

--- a/klagomål/A 48030-2023 FSC-klagomål.docx
+++ b/klagomål/A 48030-2023 FSC-klagomål.docx
@@ -1004,7 +1004,7 @@
     <w:r>
       <w:tab/>
       <w:tab/>
-      <w:t>2026-09-11</w:t>
+      <w:t>2026-09-12</w:t>
       <w:br/>
       <w:br/>
     </w:r>
